--- a/documents/live_market_test_2026-09-30/watch_6b218689d6aa9b0b6f_medical_doctor_nawbahar_bhc_fixed_shahjoy_dh_backup_cover_letter.docx
+++ b/documents/live_market_test_2026-09-30/watch_6b218689d6aa9b0b6f_medical_doctor_nawbahar_bhc_fixed_shahjoy_dh_backup_cover_letter.docx
@@ -114,7 +114,7 @@
         <w:ind w:left="317" w:hanging="173"/>
       </w:pPr>
       <w:r>
-        <w:t>• Delivered clinical assessment, diagnosis, treatment, and follow-up care for children with SAM applying WHO, IMAM/CMAM, and national clinical protocols. (TFU Medical Doctor &amp; Safeguarding Focal Point | Action Against Hunger (ACF-International) | Sang-e-Takht TFU, Daikundi (2023-05 – 2025-07))</w:t>
+        <w:t>• Maintained accurate HMIS records and served as Safeguarding Focal Point supporting PSEA and child protection. (TFU Medical Doctor &amp; Safeguarding Focal Point | Action Against Hunger (ACF-International) | Sang-e-Takht TFU, Daikundi (2023-05 – 2025-07))</w:t>
       </w:r>
     </w:p>
     <w:p>
@@ -123,7 +123,7 @@
         <w:ind w:left="317" w:hanging="173"/>
       </w:pPr>
       <w:r>
-        <w:t>• Maintained accurate HMIS records and served as Safeguarding Focal Point supporting PSEA and child protection. (TFU Medical Doctor &amp; Safeguarding Focal Point | Action Against Hunger (ACF-International) | Sang-e-Takht TFU, Daikundi (2023-05 – 2025-07))</w:t>
+        <w:t>• Delivered clinical assessment, diagnosis, treatment, and follow-up care for children with SAM applying WHO, IMAM/CMAM, and national clinical protocols. (TFU Medical Doctor &amp; Safeguarding Focal Point | Action Against Hunger (ACF-International) | Sang-e-Takht TFU, Daikundi (2023-05 – 2025-07))</w:t>
       </w:r>
     </w:p>
     <w:p>
